--- a/docs/installation/Start-Here-Setup.docx
+++ b/docs/installation/Start-Here-Setup.docx
@@ -306,17 +306,6 @@
       <w:r>
         <w:rPr/>
         <w:t>The installation should automatically create the default database: postgres.</w:t>
-      </w:r>
-    </w:p>
-    <w:p>
-      <w:pPr>
-        <w:pStyle w:val="Normal"/>
-        <w:bidi w:val="0"/>
-        <w:jc w:val="start"/>
-        <w:rPr/>
-      </w:pPr>
-      <w:r>
-        <w:rPr/>
       </w:r>
     </w:p>
     <w:p>

--- a/docs/installation/Start-Here-Setup.docx
+++ b/docs/installation/Start-Here-Setup.docx
@@ -1017,6 +1017,18 @@
       </w:pPr>
       <w:r>
         <w:rPr/>
+        <w:t>See application description in docs/Disclosure-Pilot-AI.pdf.</w:t>
+      </w:r>
+    </w:p>
+    <w:p>
+      <w:pPr>
+        <w:pStyle w:val="Normal"/>
+        <w:bidi w:val="0"/>
+        <w:jc w:val="start"/>
+        <w:rPr/>
+      </w:pPr>
+      <w:r>
+        <w:rPr/>
       </w:r>
     </w:p>
     <w:p>
@@ -1081,6 +1093,7 @@
       <w:type w:val="nextPage"/>
       <w:pgSz w:w="12240" w:h="15840"/>
       <w:pgMar w:left="1134" w:right="1134" w:gutter="0" w:header="0" w:top="1134" w:footer="0" w:bottom="1134"/>
+      <w:paperSrc w:first="0" w:other="0"/>
       <w:pgNumType w:fmt="decimal"/>
       <w:formProt w:val="false"/>
       <w:textDirection w:val="lrTb"/>

--- a/docs/installation/Start-Here-Setup.docx
+++ b/docs/installation/Start-Here-Setup.docx
@@ -89,6 +89,27 @@
         <w:rPr/>
       </w:pPr>
       <w:r>
+        <w:rPr/>
+        <w:t>From GitHub,</w:t>
+      </w:r>
+    </w:p>
+    <w:p>
+      <w:pPr>
+        <w:pStyle w:val="Normal"/>
+        <w:bidi w:val="0"/>
+        <w:jc w:val="start"/>
+        <w:rPr/>
+      </w:pPr>
+      <w:r>
+        <w:rPr/>
+        <w:t>clone repo “Disclosure Pilot AI” to local Windows 11 folder, disclosure-pilot-ai</w:t>
+      </w:r>
+    </w:p>
+    <w:p>
+      <w:pPr>
+        <w:pStyle w:val="Normal"/>
+        <w:bidi w:val="0"/>
+        <w:jc w:val="start"/>
         <w:rPr>
           <w:b w:val="false"/>
           <w:color w:val="3B3B3B"/>
@@ -96,34 +117,23 @@
           <w:szCs w:val="28"/>
           <w:shd w:fill="FFFFFF" w:val="clear"/>
         </w:rPr>
-        <w:t>Before cloning the disclosure-pilot-ai repository, read or download this docs file:</w:t>
-      </w:r>
-    </w:p>
-    <w:p>
-      <w:pPr>
-        <w:pStyle w:val="Normal"/>
-        <w:bidi w:val="1"/>
-        <w:spacing w:lineRule="atLeast" w:line="360"/>
-        <w:ind w:hanging="0" w:start="0" w:end="0"/>
-        <w:jc w:val="end"/>
+      </w:pPr>
+      <w:r>
+        <w:rPr/>
+      </w:r>
+    </w:p>
+    <w:p>
+      <w:pPr>
+        <w:pStyle w:val="Normal"/>
+        <w:bidi w:val="0"/>
+        <w:jc w:val="start"/>
         <w:rPr>
           <w:rFonts w:ascii="Times New Roman" w:hAnsi="Times New Roman"/>
-          <w:b w:val="false"/>
-          <w:color w:val="3B3B3B"/>
-          <w:sz w:val="28"/>
-          <w:szCs w:val="28"/>
-          <w:shd w:fill="FFFFFF" w:val="clear"/>
-        </w:rPr>
-      </w:pPr>
-      <w:r>
-        <w:rPr>
-          <w:b w:val="false"/>
-          <w:color w:val="3B3B3B"/>
-          <w:sz w:val="28"/>
-          <w:szCs w:val="28"/>
-          <w:shd w:fill="FFFFFF" w:val="clear"/>
-        </w:rPr>
-        <w:t>Start-Here-Setup.docx</w:t>
+        </w:rPr>
+      </w:pPr>
+      <w:r>
+        <w:rPr/>
+        <w:t>---</w:t>
       </w:r>
     </w:p>
     <w:p>
@@ -137,6 +147,7 @@
       </w:pPr>
       <w:r>
         <w:rPr/>
+        <w:t>Intall Python</w:t>
       </w:r>
     </w:p>
     <w:p>
@@ -150,6 +161,33 @@
       </w:pPr>
       <w:r>
         <w:rPr/>
+        <w:t>See Install-Python.docx</w:t>
+      </w:r>
+    </w:p>
+    <w:p>
+      <w:pPr>
+        <w:pStyle w:val="Normal"/>
+        <w:bidi w:val="0"/>
+        <w:jc w:val="start"/>
+        <w:rPr>
+          <w:rFonts w:ascii="Times New Roman" w:hAnsi="Times New Roman"/>
+        </w:rPr>
+      </w:pPr>
+      <w:r>
+        <w:rPr/>
+      </w:r>
+    </w:p>
+    <w:p>
+      <w:pPr>
+        <w:pStyle w:val="Normal"/>
+        <w:bidi w:val="0"/>
+        <w:jc w:val="start"/>
+        <w:rPr>
+          <w:rFonts w:ascii="Times New Roman" w:hAnsi="Times New Roman"/>
+        </w:rPr>
+      </w:pPr>
+      <w:r>
+        <w:rPr/>
         <w:t>---</w:t>
       </w:r>
     </w:p>
@@ -164,7 +202,7 @@
       </w:pPr>
       <w:r>
         <w:rPr/>
-        <w:t>Intall Python</w:t>
+        <w:t>Intall Node.js</w:t>
       </w:r>
     </w:p>
     <w:p>
@@ -178,7 +216,7 @@
       </w:pPr>
       <w:r>
         <w:rPr/>
-        <w:t>See Install-Python.docx</w:t>
+        <w:t>See Install-Node-js.docx</w:t>
       </w:r>
     </w:p>
     <w:p>
@@ -199,9 +237,7 @@
         <w:pStyle w:val="Normal"/>
         <w:bidi w:val="0"/>
         <w:jc w:val="start"/>
-        <w:rPr>
-          <w:rFonts w:ascii="Times New Roman" w:hAnsi="Times New Roman"/>
-        </w:rPr>
+        <w:rPr/>
       </w:pPr>
       <w:r>
         <w:rPr/>
@@ -213,37 +249,58 @@
         <w:pStyle w:val="Normal"/>
         <w:bidi w:val="0"/>
         <w:jc w:val="start"/>
-        <w:rPr>
-          <w:rFonts w:ascii="Times New Roman" w:hAnsi="Times New Roman"/>
-        </w:rPr>
-      </w:pPr>
-      <w:r>
-        <w:rPr/>
-        <w:t>Intall Node.js</w:t>
-      </w:r>
-    </w:p>
-    <w:p>
-      <w:pPr>
-        <w:pStyle w:val="Normal"/>
-        <w:bidi w:val="0"/>
-        <w:jc w:val="start"/>
-        <w:rPr>
-          <w:rFonts w:ascii="Times New Roman" w:hAnsi="Times New Roman"/>
-        </w:rPr>
-      </w:pPr>
-      <w:r>
-        <w:rPr/>
-        <w:t>See Install-Node-js.docx</w:t>
-      </w:r>
-    </w:p>
-    <w:p>
-      <w:pPr>
-        <w:pStyle w:val="Normal"/>
-        <w:bidi w:val="0"/>
-        <w:jc w:val="start"/>
-        <w:rPr>
-          <w:rFonts w:ascii="Times New Roman" w:hAnsi="Times New Roman"/>
-        </w:rPr>
+        <w:rPr/>
+      </w:pPr>
+      <w:r>
+        <w:rPr/>
+        <w:t xml:space="preserve">Install PostgreSQL database server, </w:t>
+      </w:r>
+      <w:r>
+        <w:rPr/>
+        <w:t>and save db user/pass for .env later.</w:t>
+      </w:r>
+    </w:p>
+    <w:p>
+      <w:pPr>
+        <w:pStyle w:val="Normal"/>
+        <w:bidi w:val="0"/>
+        <w:jc w:val="start"/>
+        <w:rPr/>
+      </w:pPr>
+      <w:r>
+        <w:rPr/>
+        <w:t>See Install-PostgreSQL-as-service.docx</w:t>
+      </w:r>
+    </w:p>
+    <w:p>
+      <w:pPr>
+        <w:pStyle w:val="Normal"/>
+        <w:bidi w:val="0"/>
+        <w:jc w:val="start"/>
+        <w:rPr/>
+      </w:pPr>
+      <w:r>
+        <w:rPr/>
+      </w:r>
+    </w:p>
+    <w:p>
+      <w:pPr>
+        <w:pStyle w:val="Normal"/>
+        <w:bidi w:val="0"/>
+        <w:jc w:val="start"/>
+        <w:rPr/>
+      </w:pPr>
+      <w:r>
+        <w:rPr/>
+        <w:t>The installation should automatically create the default database: postgres.</w:t>
+      </w:r>
+    </w:p>
+    <w:p>
+      <w:pPr>
+        <w:pStyle w:val="Normal"/>
+        <w:bidi w:val="0"/>
+        <w:jc w:val="start"/>
+        <w:rPr/>
       </w:pPr>
       <w:r>
         <w:rPr/>
@@ -270,42 +327,19 @@
       </w:pPr>
       <w:r>
         <w:rPr/>
-        <w:t>Install PostgreSQL database server</w:t>
-      </w:r>
-    </w:p>
-    <w:p>
-      <w:pPr>
-        <w:pStyle w:val="Normal"/>
-        <w:bidi w:val="0"/>
-        <w:jc w:val="start"/>
-        <w:rPr/>
-      </w:pPr>
-      <w:r>
-        <w:rPr/>
-        <w:t>See Install-PostgreSQL-as-service.docx</w:t>
-      </w:r>
-    </w:p>
-    <w:p>
-      <w:pPr>
-        <w:pStyle w:val="Normal"/>
-        <w:bidi w:val="0"/>
-        <w:jc w:val="start"/>
-        <w:rPr/>
-      </w:pPr>
-      <w:r>
-        <w:rPr/>
-      </w:r>
-    </w:p>
-    <w:p>
-      <w:pPr>
-        <w:pStyle w:val="Normal"/>
-        <w:bidi w:val="0"/>
-        <w:jc w:val="start"/>
-        <w:rPr/>
-      </w:pPr>
-      <w:r>
-        <w:rPr/>
-        <w:t>The installation should automatically create the default database: postgres.</w:t>
+        <w:t>Install local Ollama with model: qwen2.5:7b</w:t>
+      </w:r>
+    </w:p>
+    <w:p>
+      <w:pPr>
+        <w:pStyle w:val="Normal"/>
+        <w:bidi w:val="0"/>
+        <w:jc w:val="start"/>
+        <w:rPr/>
+      </w:pPr>
+      <w:r>
+        <w:rPr/>
+        <w:t>See Install-Ollama-as-service.docx</w:t>
       </w:r>
     </w:p>
     <w:p>
@@ -340,19 +374,31 @@
       </w:pPr>
       <w:r>
         <w:rPr/>
-        <w:t>Install local Ollama with model: qwen2.5:7b</w:t>
-      </w:r>
-    </w:p>
-    <w:p>
-      <w:pPr>
-        <w:pStyle w:val="Normal"/>
-        <w:bidi w:val="0"/>
-        <w:jc w:val="start"/>
-        <w:rPr/>
-      </w:pPr>
-      <w:r>
-        <w:rPr/>
-        <w:t>See Install-Ollama-as-service.docx</w:t>
+        <w:t>Install Arelle validator</w:t>
+      </w:r>
+    </w:p>
+    <w:p>
+      <w:pPr>
+        <w:pStyle w:val="Normal"/>
+        <w:bidi w:val="0"/>
+        <w:jc w:val="start"/>
+        <w:rPr/>
+      </w:pPr>
+      <w:r>
+        <w:rPr/>
+        <w:t>See install-Arelle-XBRL-validator.docx</w:t>
+      </w:r>
+    </w:p>
+    <w:p>
+      <w:pPr>
+        <w:pStyle w:val="Normal"/>
+        <w:bidi w:val="0"/>
+        <w:jc w:val="start"/>
+        <w:rPr/>
+      </w:pPr>
+      <w:r>
+        <w:rPr/>
+        <w:t>To open, click on Arelle from Windows app list</w:t>
       </w:r>
     </w:p>
     <w:p>
@@ -387,31 +433,75 @@
       </w:pPr>
       <w:r>
         <w:rPr/>
-        <w:t>Install Arelle validator</w:t>
-      </w:r>
-    </w:p>
-    <w:p>
-      <w:pPr>
-        <w:pStyle w:val="Normal"/>
-        <w:bidi w:val="0"/>
-        <w:jc w:val="start"/>
-        <w:rPr/>
-      </w:pPr>
-      <w:r>
-        <w:rPr/>
-        <w:t>See install-Arelle-XBRL-validator.docx</w:t>
-      </w:r>
-    </w:p>
-    <w:p>
-      <w:pPr>
-        <w:pStyle w:val="Normal"/>
-        <w:bidi w:val="0"/>
-        <w:jc w:val="start"/>
-        <w:rPr/>
-      </w:pPr>
-      <w:r>
-        <w:rPr/>
-        <w:t>To open, click on Arelle from Windows app list</w:t>
+        <w:t>To create and populate the database tables, use pgAdmin to open Query Tool, and Execute the sql scripts: db-applogins.sql and db-bookkeeper.sql</w:t>
+      </w:r>
+    </w:p>
+    <w:p>
+      <w:pPr>
+        <w:pStyle w:val="Normal"/>
+        <w:bidi w:val="0"/>
+        <w:jc w:val="start"/>
+        <w:rPr/>
+      </w:pPr>
+      <w:r>
+        <w:rPr/>
+      </w:r>
+    </w:p>
+    <w:p>
+      <w:pPr>
+        <w:pStyle w:val="Normal"/>
+        <w:bidi w:val="0"/>
+        <w:jc w:val="start"/>
+        <w:rPr/>
+      </w:pPr>
+      <w:r>
+        <w:rPr/>
+        <w:t>db-applogins.sql creates one user that the ‘application’ can use to login. Note that this is not the ‘database user’ that connects the code to the database.</w:t>
+      </w:r>
+    </w:p>
+    <w:p>
+      <w:pPr>
+        <w:pStyle w:val="Normal"/>
+        <w:bidi w:val="0"/>
+        <w:jc w:val="start"/>
+        <w:rPr/>
+      </w:pPr>
+      <w:r>
+        <w:rPr/>
+      </w:r>
+    </w:p>
+    <w:p>
+      <w:pPr>
+        <w:pStyle w:val="Normal"/>
+        <w:bidi w:val="0"/>
+        <w:jc w:val="start"/>
+        <w:rPr/>
+      </w:pPr>
+      <w:r>
+        <w:rPr/>
+        <w:t>db-bookkeeper.sql creates all the financial tables.</w:t>
+      </w:r>
+    </w:p>
+    <w:p>
+      <w:pPr>
+        <w:pStyle w:val="Normal"/>
+        <w:bidi w:val="0"/>
+        <w:jc w:val="start"/>
+        <w:rPr/>
+      </w:pPr>
+      <w:r>
+        <w:rPr/>
+      </w:r>
+    </w:p>
+    <w:p>
+      <w:pPr>
+        <w:pStyle w:val="Normal"/>
+        <w:bidi w:val="0"/>
+        <w:jc w:val="start"/>
+        <w:rPr/>
+      </w:pPr>
+      <w:r>
+        <w:rPr/>
       </w:r>
     </w:p>
     <w:p>
@@ -435,110 +525,6 @@
       </w:pPr>
       <w:r>
         <w:rPr/>
-        <w:t>From GitHub,</w:t>
-      </w:r>
-    </w:p>
-    <w:p>
-      <w:pPr>
-        <w:pStyle w:val="Normal"/>
-        <w:bidi w:val="0"/>
-        <w:jc w:val="start"/>
-        <w:rPr/>
-      </w:pPr>
-      <w:r>
-        <w:rPr/>
-        <w:t>clone repo “Disclosure Pilot AI” to local Windows 11 folder, disclosure-pilot-ai</w:t>
-      </w:r>
-    </w:p>
-    <w:p>
-      <w:pPr>
-        <w:pStyle w:val="Normal"/>
-        <w:bidi w:val="0"/>
-        <w:jc w:val="start"/>
-        <w:rPr/>
-      </w:pPr>
-      <w:r>
-        <w:rPr/>
-      </w:r>
-    </w:p>
-    <w:p>
-      <w:pPr>
-        <w:pStyle w:val="Normal"/>
-        <w:bidi w:val="0"/>
-        <w:jc w:val="start"/>
-        <w:rPr/>
-      </w:pPr>
-      <w:r>
-        <w:rPr/>
-        <w:t>To create and populate the database tables, use pgAdmin to open Query Tool, and Execute the sql scripts: db-applogins.sql and db-bookkeeper.sql</w:t>
-      </w:r>
-    </w:p>
-    <w:p>
-      <w:pPr>
-        <w:pStyle w:val="Normal"/>
-        <w:bidi w:val="0"/>
-        <w:jc w:val="start"/>
-        <w:rPr/>
-      </w:pPr>
-      <w:r>
-        <w:rPr/>
-      </w:r>
-    </w:p>
-    <w:p>
-      <w:pPr>
-        <w:pStyle w:val="Normal"/>
-        <w:bidi w:val="0"/>
-        <w:jc w:val="start"/>
-        <w:rPr/>
-      </w:pPr>
-      <w:r>
-        <w:rPr/>
-        <w:t>db-applogins.sql creates one user that the ‘application’ can use to login. Note that this is not the ‘database user’ that connects the code to the database.</w:t>
-      </w:r>
-    </w:p>
-    <w:p>
-      <w:pPr>
-        <w:pStyle w:val="Normal"/>
-        <w:bidi w:val="0"/>
-        <w:jc w:val="start"/>
-        <w:rPr/>
-      </w:pPr>
-      <w:r>
-        <w:rPr/>
-      </w:r>
-    </w:p>
-    <w:p>
-      <w:pPr>
-        <w:pStyle w:val="Normal"/>
-        <w:bidi w:val="0"/>
-        <w:jc w:val="start"/>
-        <w:rPr/>
-      </w:pPr>
-      <w:r>
-        <w:rPr/>
-        <w:t>db-bookkeeper.sql creates all the financial tables.</w:t>
-      </w:r>
-    </w:p>
-    <w:p>
-      <w:pPr>
-        <w:pStyle w:val="Normal"/>
-        <w:bidi w:val="0"/>
-        <w:jc w:val="start"/>
-        <w:rPr/>
-      </w:pPr>
-      <w:r>
-        <w:rPr/>
-      </w:r>
-    </w:p>
-    <w:p>
-      <w:pPr>
-        <w:pStyle w:val="Normal"/>
-        <w:bidi w:val="0"/>
-        <w:jc w:val="start"/>
-        <w:rPr/>
-      </w:pPr>
-      <w:r>
-        <w:rPr/>
         <w:t>There are windows Powershell scripts in the disclosure-pilot-ai directory. Since they are being downloaded from the internet, windows will block them from running.</w:t>
       </w:r>
     </w:p>
@@ -563,7 +549,42 @@
       </w:pPr>
       <w:r>
         <w:rPr/>
-        <w:t>To unblock, open powershell (no admin), and enter this command:</w:t>
+      </w:r>
+    </w:p>
+    <w:p>
+      <w:pPr>
+        <w:pStyle w:val="Normal"/>
+        <w:bidi w:val="0"/>
+        <w:jc w:val="start"/>
+        <w:rPr/>
+      </w:pPr>
+      <w:r>
+        <w:rPr/>
+        <w:t xml:space="preserve">To unblock, open powershell (no admin), </w:t>
+      </w:r>
+    </w:p>
+    <w:p>
+      <w:pPr>
+        <w:pStyle w:val="Normal"/>
+        <w:bidi w:val="0"/>
+        <w:jc w:val="start"/>
+        <w:rPr/>
+      </w:pPr>
+      <w:r>
+        <w:rPr/>
+        <w:t>cd  to disclosure-pilot-ai path</w:t>
+      </w:r>
+    </w:p>
+    <w:p>
+      <w:pPr>
+        <w:pStyle w:val="Normal"/>
+        <w:bidi w:val="0"/>
+        <w:jc w:val="start"/>
+        <w:rPr/>
+      </w:pPr>
+      <w:r>
+        <w:rPr/>
+        <w:t>and enter this command:</w:t>
       </w:r>
     </w:p>
     <w:p>
@@ -621,6 +642,10 @@
       </w:pPr>
       <w:r>
         <w:rPr/>
+        <w:t xml:space="preserve">   </w:t>
+      </w:r>
+      <w:r>
+        <w:rPr/>
         <w:t>.\unlock.ps1</w:t>
       </w:r>
     </w:p>
@@ -714,8 +739,26 @@
         <w:rPr/>
       </w:pPr>
       <w:r>
-        <w:rPr/>
-        <w:t>All have default values when first installed, but may be overwritten by the application. Files in the user_input subdirectory are editable by the user, but “read-only” by the application.</w:t>
+        <w:rPr>
+          <w:b/>
+          <w:bCs/>
+        </w:rPr>
+        <w:t>All</w:t>
+      </w:r>
+      <w:r>
+        <w:rPr/>
+        <w:t xml:space="preserve"> have </w:t>
+      </w:r>
+      <w:r>
+        <w:rPr>
+          <w:b/>
+          <w:bCs/>
+        </w:rPr>
+        <w:t>default values</w:t>
+      </w:r>
+      <w:r>
+        <w:rPr/>
+        <w:t xml:space="preserve"> when first installed, but may be overwritten by the application. Files in the user_input subdirectory are editable by the user, but “read-only” by the application.</w:t>
       </w:r>
     </w:p>
     <w:p>
@@ -774,6 +817,7 @@
       </w:pPr>
       <w:r>
         <w:rPr/>
+        <w:t>Set your PostgreSQL connection, local Ollama model, and JWT secret key.</w:t>
       </w:r>
     </w:p>
     <w:p>
@@ -834,7 +878,54 @@
       </w:pPr>
       <w:r>
         <w:rPr/>
-        <w:t>To install the Disclosure Pilot AI application, open Windows Powershell, and enter:</w:t>
+        <w:t>To install the Disclosure Pilot AI application,</w:t>
+      </w:r>
+    </w:p>
+    <w:p>
+      <w:pPr>
+        <w:pStyle w:val="Normal"/>
+        <w:bidi w:val="0"/>
+        <w:jc w:val="start"/>
+        <w:rPr/>
+      </w:pPr>
+      <w:r>
+        <w:rPr/>
+        <w:t xml:space="preserve">open Windows Powershell (not admin), </w:t>
+      </w:r>
+    </w:p>
+    <w:p>
+      <w:pPr>
+        <w:pStyle w:val="Normal"/>
+        <w:bidi w:val="0"/>
+        <w:jc w:val="start"/>
+        <w:rPr/>
+      </w:pPr>
+      <w:r>
+        <w:rPr/>
+        <w:t>cd to disclosure-pilot-ai path</w:t>
+      </w:r>
+    </w:p>
+    <w:p>
+      <w:pPr>
+        <w:pStyle w:val="Normal"/>
+        <w:bidi w:val="0"/>
+        <w:jc w:val="start"/>
+        <w:rPr/>
+      </w:pPr>
+      <w:r>
+        <w:rPr/>
+        <w:t>and enter:</w:t>
+      </w:r>
+    </w:p>
+    <w:p>
+      <w:pPr>
+        <w:pStyle w:val="Normal"/>
+        <w:bidi w:val="0"/>
+        <w:jc w:val="start"/>
+        <w:rPr/>
+      </w:pPr>
+      <w:r>
+        <w:rPr/>
       </w:r>
     </w:p>
     <w:p>
@@ -878,7 +969,61 @@
           <w:sz w:val="27"/>
           <w:shd w:fill="FFFFFF" w:val="clear"/>
         </w:rPr>
-        <w:t>To test backend, after install:</w:t>
+        <w:t xml:space="preserve"> </w:t>
+      </w:r>
+      <w:r>
+        <w:rPr>
+          <w:b w:val="false"/>
+          <w:color w:val="3B3B3B"/>
+          <w:sz w:val="27"/>
+          <w:shd w:fill="FFFFFF" w:val="clear"/>
+        </w:rPr>
+        <w:t>A</w:t>
+      </w:r>
+      <w:r>
+        <w:rPr>
+          <w:b w:val="false"/>
+          <w:color w:val="3B3B3B"/>
+          <w:sz w:val="27"/>
+          <w:shd w:fill="FFFFFF" w:val="clear"/>
+        </w:rPr>
+        <w:t xml:space="preserve">fter </w:t>
+      </w:r>
+      <w:r>
+        <w:rPr>
+          <w:b w:val="false"/>
+          <w:color w:val="3B3B3B"/>
+          <w:sz w:val="27"/>
+          <w:shd w:fill="FFFFFF" w:val="clear"/>
+        </w:rPr>
+        <w:t xml:space="preserve">successful </w:t>
+      </w:r>
+      <w:r>
+        <w:rPr>
+          <w:b w:val="false"/>
+          <w:color w:val="3B3B3B"/>
+          <w:sz w:val="27"/>
+          <w:shd w:fill="FFFFFF" w:val="clear"/>
+        </w:rPr>
+        <w:t xml:space="preserve">install, </w:t>
+      </w:r>
+      <w:r>
+        <w:rPr>
+          <w:b w:val="false"/>
+          <w:color w:val="3B3B3B"/>
+          <w:sz w:val="27"/>
+          <w:shd w:fill="FFFFFF" w:val="clear"/>
+        </w:rPr>
+        <w:t>t</w:t>
+      </w:r>
+      <w:r>
+        <w:rPr>
+          <w:b w:val="false"/>
+          <w:color w:val="3B3B3B"/>
+          <w:sz w:val="27"/>
+          <w:shd w:fill="FFFFFF" w:val="clear"/>
+        </w:rPr>
+        <w:t>o test backend:</w:t>
       </w:r>
     </w:p>
     <w:p>
@@ -934,7 +1079,52 @@
           <w:sz w:val="27"/>
           <w:shd w:fill="FFFFFF" w:val="clear"/>
         </w:rPr>
-        <w:t>To test frontend, after install:</w:t>
+        <w:t>A</w:t>
+      </w:r>
+      <w:r>
+        <w:rPr>
+          <w:b w:val="false"/>
+          <w:color w:val="3B3B3B"/>
+          <w:sz w:val="27"/>
+          <w:shd w:fill="FFFFFF" w:val="clear"/>
+        </w:rPr>
+        <w:t xml:space="preserve">fter </w:t>
+      </w:r>
+      <w:r>
+        <w:rPr>
+          <w:b w:val="false"/>
+          <w:color w:val="3B3B3B"/>
+          <w:sz w:val="27"/>
+          <w:shd w:fill="FFFFFF" w:val="clear"/>
+        </w:rPr>
+        <w:t xml:space="preserve">successful </w:t>
+      </w:r>
+      <w:r>
+        <w:rPr>
+          <w:b w:val="false"/>
+          <w:color w:val="3B3B3B"/>
+          <w:sz w:val="27"/>
+          <w:shd w:fill="FFFFFF" w:val="clear"/>
+        </w:rPr>
+        <w:t xml:space="preserve">install, </w:t>
+      </w:r>
+      <w:r>
+        <w:rPr>
+          <w:b w:val="false"/>
+          <w:color w:val="3B3B3B"/>
+          <w:sz w:val="27"/>
+          <w:shd w:fill="FFFFFF" w:val="clear"/>
+        </w:rPr>
+        <w:t>t</w:t>
+      </w:r>
+      <w:r>
+        <w:rPr>
+          <w:b w:val="false"/>
+          <w:color w:val="3B3B3B"/>
+          <w:sz w:val="27"/>
+          <w:shd w:fill="FFFFFF" w:val="clear"/>
+        </w:rPr>
+        <w:t>o test frontend:</w:t>
       </w:r>
     </w:p>
     <w:p>
@@ -981,16 +1171,40 @@
       </w:pPr>
       <w:r>
         <w:rPr/>
-        <w:t>To run the Disclosure Pilot AI application, open Windows Powershell, and enter:</w:t>
-      </w:r>
-    </w:p>
-    <w:p>
-      <w:pPr>
-        <w:pStyle w:val="Normal"/>
-        <w:bidi w:val="0"/>
-        <w:jc w:val="start"/>
-        <w:rPr/>
-      </w:pPr>
+        <w:t>To run the Disclosure Pilot AI application,</w:t>
+      </w:r>
+    </w:p>
+    <w:p>
+      <w:pPr>
+        <w:pStyle w:val="Normal"/>
+        <w:bidi w:val="0"/>
+        <w:jc w:val="start"/>
+        <w:rPr/>
+      </w:pPr>
+      <w:r>
+        <w:rPr/>
+        <w:t xml:space="preserve">open Windows Powershell </w:t>
+      </w:r>
+      <w:r>
+        <w:rPr/>
+        <w:t>(not admin)</w:t>
+      </w:r>
+      <w:r>
+        <w:rPr/>
+        <w:t>, and enter:</w:t>
+      </w:r>
+    </w:p>
+    <w:p>
+      <w:pPr>
+        <w:pStyle w:val="Normal"/>
+        <w:bidi w:val="0"/>
+        <w:jc w:val="start"/>
+        <w:rPr/>
+      </w:pPr>
+      <w:r>
+        <w:rPr/>
+        <w:t xml:space="preserve">   </w:t>
+      </w:r>
       <w:r>
         <w:rPr/>
         <w:t>.\run.ps1</w:t>
@@ -1017,18 +1231,26 @@
       </w:pPr>
       <w:r>
         <w:rPr/>
-        <w:t>See application description in docs/Disclosure-Pilot-AI.pdf.</w:t>
-      </w:r>
-    </w:p>
-    <w:p>
-      <w:pPr>
-        <w:pStyle w:val="Normal"/>
-        <w:bidi w:val="0"/>
-        <w:jc w:val="start"/>
-        <w:rPr/>
-      </w:pPr>
-      <w:r>
-        <w:rPr/>
+      </w:r>
+    </w:p>
+    <w:p>
+      <w:pPr>
+        <w:pStyle w:val="Normal"/>
+        <w:bidi w:val="0"/>
+        <w:jc w:val="start"/>
+        <w:rPr/>
+      </w:pPr>
+      <w:r>
+        <w:rPr/>
+        <w:t xml:space="preserve">See </w:t>
+      </w:r>
+      <w:r>
+        <w:rPr/>
+        <w:t xml:space="preserve">complete </w:t>
+      </w:r>
+      <w:r>
+        <w:rPr/>
+        <w:t>application description in docs/Disclosure-Pilot-AI.pdf.</w:t>
       </w:r>
     </w:p>
     <w:p>
